--- a/mergedata/doc/个人简历.docx
+++ b/mergedata/doc/个人简历.docx
@@ -7753,8 +7753,6 @@
           </mc:Fallback>
         </mc:AlternateContent>
       </w:r>
-      <w:bookmarkStart w:id="0" w:name="_GoBack"/>
-      <w:bookmarkEnd w:id="0"/>
       <w:r>
         <mc:AlternateContent>
           <mc:Choice Requires="wpg">
@@ -14171,6 +14169,8 @@
           <w:docGrid w:type="lines" w:linePitch="312" w:charSpace="0"/>
         </w:sectPr>
       </w:pPr>
+      <w:bookmarkStart w:id="0" w:name="_GoBack"/>
+      <w:bookmarkEnd w:id="0"/>
       <w:r>
         <mc:AlternateContent>
           <mc:Choice Requires="wps">
